--- a/public/assets/files/stacjonarne/PUI.docx
+++ b/public/assets/files/stacjonarne/PUI.docx
@@ -523,6 +523,7 @@
                 <w:i w:val="0"/>
                 <w:sz w:val="22"/>
               </w:rPr>
+              <w:t>I</w:t>
             </w:r>
           </w:p>
         </w:tc>
@@ -560,6 +561,7 @@
                 <w:i w:val="0"/>
                 <w:sz w:val="22"/>
               </w:rPr>
+              <w:t>obieralny</w:t>
             </w:r>
           </w:p>
         </w:tc>

--- a/public/assets/files/stacjonarne/PUI.docx
+++ b/public/assets/files/stacjonarne/PUI.docx
@@ -681,12 +681,22 @@
         <w:tblW w:w="5000" w:type="pct"/>
       </w:tblPr>
       <w:tblGrid>
-        <w:gridCol w:w="9972"/>
+        <w:gridCol w:w="997"/>
+        <w:gridCol w:w="997"/>
+        <w:gridCol w:w="997"/>
+        <w:gridCol w:w="997"/>
+        <w:gridCol w:w="997"/>
+        <w:gridCol w:w="997"/>
+        <w:gridCol w:w="997"/>
+        <w:gridCol w:w="997"/>
+        <w:gridCol w:w="997"/>
+        <w:gridCol w:w="997"/>
       </w:tblGrid>
       <w:tr>
         <w:tc>
           <w:tcPr>
-            <w:tcW w:type="dxa" w:w="9972"/>
+            <w:tcW w:type="dxa" w:w="9970"/>
+            <w:gridSpan w:val="10"/>
             <w:shd w:val="clear" w:color="auto" w:fill="D9D9D9"/>
           </w:tcPr>
           <w:p>
@@ -705,31 +715,34 @@
           </w:p>
         </w:tc>
       </w:tr>
-    </w:tbl>
-    <w:tbl>
-      <w:tblPr>
-        <w:tblW w:type="auto" w:w="0"/>
-        <w:tblLook w:firstColumn="1" w:firstRow="1" w:lastColumn="0" w:lastRow="0" w:noHBand="0" w:noVBand="1" w:val="04A0"/>
-        <w:tblBorders>
-          <w:top w:val="single" w:sz="4" w:space="0" w:color="000000"/>
-          <w:left w:val="single" w:sz="4" w:space="0" w:color="000000"/>
-          <w:bottom w:val="single" w:sz="4" w:space="0" w:color="000000"/>
-          <w:right w:val="single" w:sz="4" w:space="0" w:color="000000"/>
-          <w:insideH w:val="single" w:sz="4" w:space="0" w:color="000000"/>
-          <w:insideV w:val="single" w:sz="4" w:space="0" w:color="000000"/>
-        </w:tblBorders>
-        <w:tblW w:w="5000" w:type="pct"/>
-      </w:tblPr>
-      <w:tblGrid>
-        <w:gridCol w:w="2493"/>
-        <w:gridCol w:w="2493"/>
-        <w:gridCol w:w="2493"/>
-        <w:gridCol w:w="2493"/>
-      </w:tblGrid>
       <w:tr>
         <w:tc>
           <w:tcPr>
-            <w:tcW w:type="dxa" w:w="2493"/>
+            <w:tcW w:type="dxa" w:w="9970"/>
+            <w:gridSpan w:val="10"/>
+            <w:shd w:val="clear" w:color="auto" w:fill="D9D9D9"/>
+          </w:tcPr>
+          <w:p>
+            <w:pPr>
+              <w:spacing w:before="20" w:after="20"/>
+            </w:pPr>
+            <w:r>
+              <w:rPr>
+                <w:rFonts w:ascii="Aptos" w:hAnsi="Aptos"/>
+                <w:b w:val="0"/>
+                <w:i w:val="0"/>
+                <w:sz w:val="16"/>
+              </w:rPr>
+              <w:t>Wymiar godzinowy (liczba godzin w semestrze)</w:t>
+            </w:r>
+          </w:p>
+        </w:tc>
+      </w:tr>
+      <w:tr>
+        <w:tc>
+          <w:tcPr>
+            <w:tcW w:type="dxa" w:w="1994"/>
+            <w:gridSpan w:val="2"/>
             <w:shd w:val="clear" w:color="auto" w:fill="D9D9D9"/>
           </w:tcPr>
           <w:p>
@@ -749,7 +762,8 @@
         </w:tc>
         <w:tc>
           <w:tcPr>
-            <w:tcW w:type="dxa" w:w="2493"/>
+            <w:tcW w:type="dxa" w:w="2991"/>
+            <w:gridSpan w:val="3"/>
             <w:shd w:val="clear" w:color="auto" w:fill="D9D9D9"/>
           </w:tcPr>
           <w:p>
@@ -769,7 +783,8 @@
         </w:tc>
         <w:tc>
           <w:tcPr>
-            <w:tcW w:type="dxa" w:w="2493"/>
+            <w:tcW w:type="dxa" w:w="2991"/>
+            <w:gridSpan w:val="3"/>
             <w:shd w:val="clear" w:color="auto" w:fill="D9D9D9"/>
           </w:tcPr>
           <w:p>
@@ -789,7 +804,8 @@
         </w:tc>
         <w:tc>
           <w:tcPr>
-            <w:tcW w:type="dxa" w:w="2493"/>
+            <w:tcW w:type="dxa" w:w="1994"/>
+            <w:gridSpan w:val="2"/>
             <w:shd w:val="clear" w:color="auto" w:fill="D9D9D9"/>
           </w:tcPr>
           <w:p>
@@ -811,7 +827,8 @@
       <w:tr>
         <w:tc>
           <w:tcPr>
-            <w:tcW w:type="dxa" w:w="2493"/>
+            <w:tcW w:type="dxa" w:w="1994"/>
+            <w:gridSpan w:val="2"/>
           </w:tcPr>
           <w:p>
             <w:pPr>
@@ -830,7 +847,8 @@
         </w:tc>
         <w:tc>
           <w:tcPr>
-            <w:tcW w:type="dxa" w:w="2493"/>
+            <w:tcW w:type="dxa" w:w="2991"/>
+            <w:gridSpan w:val="3"/>
           </w:tcPr>
           <w:p>
             <w:pPr>
@@ -849,7 +867,8 @@
         </w:tc>
         <w:tc>
           <w:tcPr>
-            <w:tcW w:type="dxa" w:w="2493"/>
+            <w:tcW w:type="dxa" w:w="2991"/>
+            <w:gridSpan w:val="3"/>
           </w:tcPr>
           <w:p>
             <w:pPr>
@@ -868,7 +887,8 @@
         </w:tc>
         <w:tc>
           <w:tcPr>
-            <w:tcW w:type="dxa" w:w="2493"/>
+            <w:tcW w:type="dxa" w:w="1994"/>
+            <w:gridSpan w:val="2"/>
           </w:tcPr>
           <w:p>
             <w:pPr>
@@ -886,30 +906,34 @@
           </w:p>
         </w:tc>
       </w:tr>
-    </w:tbl>
-    <w:tbl>
-      <w:tblPr>
-        <w:tblW w:type="auto" w:w="0"/>
-        <w:tblLook w:firstColumn="1" w:firstRow="1" w:lastColumn="0" w:lastRow="0" w:noHBand="0" w:noVBand="1" w:val="04A0"/>
-        <w:tblBorders>
-          <w:top w:val="single" w:sz="4" w:space="0" w:color="000000"/>
-          <w:left w:val="single" w:sz="4" w:space="0" w:color="000000"/>
-          <w:bottom w:val="single" w:sz="4" w:space="0" w:color="000000"/>
-          <w:right w:val="single" w:sz="4" w:space="0" w:color="000000"/>
-          <w:insideH w:val="single" w:sz="4" w:space="0" w:color="000000"/>
-          <w:insideV w:val="single" w:sz="4" w:space="0" w:color="000000"/>
-        </w:tblBorders>
-        <w:tblW w:w="5000" w:type="pct"/>
-      </w:tblPr>
-      <w:tblGrid>
-        <w:gridCol w:w="3324"/>
-        <w:gridCol w:w="3324"/>
-        <w:gridCol w:w="3324"/>
-      </w:tblGrid>
       <w:tr>
         <w:tc>
           <w:tcPr>
-            <w:tcW w:type="dxa" w:w="3324"/>
+            <w:tcW w:type="dxa" w:w="9970"/>
+            <w:gridSpan w:val="10"/>
+            <w:shd w:val="clear" w:color="auto" w:fill="D9D9D9"/>
+          </w:tcPr>
+          <w:p>
+            <w:pPr>
+              <w:spacing w:before="20" w:after="20"/>
+            </w:pPr>
+            <w:r>
+              <w:rPr>
+                <w:rFonts w:ascii="Aptos" w:hAnsi="Aptos"/>
+                <w:b/>
+                <w:i w:val="0"/>
+                <w:sz w:val="22"/>
+              </w:rPr>
+              <w:t>Bilans ECTS</w:t>
+            </w:r>
+          </w:p>
+        </w:tc>
+      </w:tr>
+      <w:tr>
+        <w:tc>
+          <w:tcPr>
+            <w:tcW w:type="dxa" w:w="4985"/>
+            <w:gridSpan w:val="5"/>
             <w:shd w:val="clear" w:color="auto" w:fill="D9D9D9"/>
           </w:tcPr>
           <w:p>
@@ -929,7 +953,8 @@
         </w:tc>
         <w:tc>
           <w:tcPr>
-            <w:tcW w:type="dxa" w:w="3324"/>
+            <w:tcW w:type="dxa" w:w="2991"/>
+            <w:gridSpan w:val="3"/>
             <w:shd w:val="clear" w:color="auto" w:fill="D9D9D9"/>
           </w:tcPr>
           <w:p>
@@ -949,7 +974,8 @@
         </w:tc>
         <w:tc>
           <w:tcPr>
-            <w:tcW w:type="dxa" w:w="3324"/>
+            <w:tcW w:type="dxa" w:w="1994"/>
+            <w:gridSpan w:val="2"/>
             <w:shd w:val="clear" w:color="auto" w:fill="D9D9D9"/>
           </w:tcPr>
           <w:p>
@@ -971,7 +997,8 @@
       <w:tr>
         <w:tc>
           <w:tcPr>
-            <w:tcW w:type="dxa" w:w="3324"/>
+            <w:tcW w:type="dxa" w:w="4985"/>
+            <w:gridSpan w:val="5"/>
           </w:tcPr>
           <w:p>
             <w:pPr>
@@ -990,7 +1017,8 @@
         </w:tc>
         <w:tc>
           <w:tcPr>
-            <w:tcW w:type="dxa" w:w="3324"/>
+            <w:tcW w:type="dxa" w:w="2991"/>
+            <w:gridSpan w:val="3"/>
           </w:tcPr>
           <w:p>
             <w:pPr>
@@ -1009,7 +1037,8 @@
         </w:tc>
         <w:tc>
           <w:tcPr>
-            <w:tcW w:type="dxa" w:w="3324"/>
+            <w:tcW w:type="dxa" w:w="1994"/>
+            <w:gridSpan w:val="2"/>
           </w:tcPr>
           <w:p>
             <w:pPr>
@@ -1030,7 +1059,8 @@
       <w:tr>
         <w:tc>
           <w:tcPr>
-            <w:tcW w:type="dxa" w:w="3324"/>
+            <w:tcW w:type="dxa" w:w="4985"/>
+            <w:gridSpan w:val="5"/>
           </w:tcPr>
           <w:p>
             <w:pPr>
@@ -1049,7 +1079,8 @@
         </w:tc>
         <w:tc>
           <w:tcPr>
-            <w:tcW w:type="dxa" w:w="3324"/>
+            <w:tcW w:type="dxa" w:w="2991"/>
+            <w:gridSpan w:val="3"/>
           </w:tcPr>
           <w:p>
             <w:pPr>
@@ -1068,7 +1099,8 @@
         </w:tc>
         <w:tc>
           <w:tcPr>
-            <w:tcW w:type="dxa" w:w="3324"/>
+            <w:tcW w:type="dxa" w:w="1994"/>
+            <w:gridSpan w:val="2"/>
           </w:tcPr>
           <w:p>
             <w:pPr>
@@ -1089,7 +1121,29 @@
       <w:tr>
         <w:tc>
           <w:tcPr>
-            <w:tcW w:type="dxa" w:w="3324"/>
+            <w:tcW w:type="dxa" w:w="4985"/>
+            <w:gridSpan w:val="5"/>
+            <w:shd w:val="clear" w:color="auto" w:fill="D9D9D9"/>
+          </w:tcPr>
+          <w:p>
+            <w:pPr>
+              <w:spacing w:before="20" w:after="20"/>
+            </w:pPr>
+            <w:r>
+              <w:rPr>
+                <w:rFonts w:ascii="Aptos" w:hAnsi="Aptos"/>
+                <w:b/>
+                <w:i w:val="0"/>
+                <w:sz w:val="16"/>
+              </w:rPr>
+              <w:t>Opis samodzielnej pracy studenta</w:t>
+            </w:r>
+          </w:p>
+        </w:tc>
+        <w:tc>
+          <w:tcPr>
+            <w:tcW w:type="dxa" w:w="4985"/>
+            <w:gridSpan w:val="5"/>
           </w:tcPr>
           <w:p>
             <w:pPr>
@@ -1102,45 +1156,7 @@
                 <w:i w:val="0"/>
                 <w:sz w:val="22"/>
               </w:rPr>
-              <w:t>Suma</w:t>
-            </w:r>
-          </w:p>
-        </w:tc>
-        <w:tc>
-          <w:tcPr>
-            <w:tcW w:type="dxa" w:w="3324"/>
-          </w:tcPr>
-          <w:p>
-            <w:pPr>
-              <w:spacing w:before="20" w:after="20"/>
-            </w:pPr>
-            <w:r>
-              <w:rPr>
-                <w:rFonts w:ascii="Aptos" w:hAnsi="Aptos"/>
-                <w:b w:val="0"/>
-                <w:i w:val="0"/>
-                <w:sz w:val="22"/>
-              </w:rPr>
-              <w:t>50</w:t>
-            </w:r>
-          </w:p>
-        </w:tc>
-        <w:tc>
-          <w:tcPr>
-            <w:tcW w:type="dxa" w:w="3324"/>
-          </w:tcPr>
-          <w:p>
-            <w:pPr>
-              <w:spacing w:before="20" w:after="20"/>
-            </w:pPr>
-            <w:r>
-              <w:rPr>
-                <w:rFonts w:ascii="Aptos" w:hAnsi="Aptos"/>
-                <w:b w:val="0"/>
-                <w:i w:val="0"/>
-                <w:sz w:val="22"/>
-              </w:rPr>
-              <w:t>2</w:t>
+              <w:t>Lektura wskazanych materiałów z psychologii i komunikacji interpersonalnej; refleksja nad własnymi kompetencjami inżynierskimi; przygotowanie do aktywnego uczestnictwa w konwersatoriach.</w:t>
             </w:r>
           </w:p>
         </w:tc>
@@ -1251,7 +1267,45 @@
           <w:tcPr>
             <w:tcW w:type="dxa" w:w="9972"/>
           </w:tcPr>
-          <w:p/>
+          <w:p>
+            <w:pPr>
+              <w:spacing w:before="20" w:after="20"/>
+            </w:pPr>
+            <w:r>
+              <w:rPr>
+                <w:rFonts w:ascii="Aptos" w:hAnsi="Aptos"/>
+                <w:b/>
+                <w:sz w:val="22"/>
+              </w:rPr>
+              <w:t>Wykład:</w:t>
+            </w:r>
+          </w:p>
+          <w:p>
+            <w:pPr>
+              <w:spacing w:before="20" w:after="20"/>
+            </w:pPr>
+            <w:r>
+              <w:rPr>
+                <w:rFonts w:ascii="Aptos" w:hAnsi="Aptos"/>
+                <w:b w:val="0"/>
+                <w:sz w:val="22"/>
+              </w:rPr>
+              <w:t>• wykład konwersatoryjny (z elementami dyskusji)</w:t>
+            </w:r>
+          </w:p>
+          <w:p>
+            <w:pPr>
+              <w:spacing w:before="20" w:after="20"/>
+            </w:pPr>
+            <w:r>
+              <w:rPr>
+                <w:rFonts w:ascii="Aptos" w:hAnsi="Aptos"/>
+                <w:b w:val="0"/>
+                <w:sz w:val="22"/>
+              </w:rPr>
+              <w:t>• warsztaty</w:t>
+            </w:r>
+          </w:p>
         </w:tc>
       </w:tr>
     </w:tbl>
@@ -1502,295 +1556,7 @@
                 <w:rFonts w:ascii="Aptos" w:hAnsi="Aptos"/>
                 <w:sz w:val="22"/>
               </w:rPr>
-              <w:t>1. wykład problemowy (klasyczny, sytuacyjny)</w:t>
-            </w:r>
-          </w:p>
-          <w:p>
-            <w:pPr>
-              <w:spacing w:before="20" w:after="20"/>
-            </w:pPr>
-            <w:r>
-              <w:rPr>
-                <w:rFonts w:ascii="Aptos" w:hAnsi="Aptos"/>
-                <w:sz w:val="22"/>
-              </w:rPr>
-              <w:t>2. burza mózgów</w:t>
-            </w:r>
-          </w:p>
-          <w:p>
-            <w:pPr>
-              <w:spacing w:before="20" w:after="20"/>
-            </w:pPr>
-            <w:r>
-              <w:rPr>
-                <w:rFonts w:ascii="Aptos" w:hAnsi="Aptos"/>
-                <w:sz w:val="22"/>
-              </w:rPr>
-              <w:t>3. stolik ekspercki (praca zespołowa nad</w:t>
-            </w:r>
-          </w:p>
-          <w:p>
-            <w:pPr>
-              <w:spacing w:before="20" w:after="20"/>
-            </w:pPr>
-            <w:r>
-              <w:rPr>
-                <w:rFonts w:ascii="Aptos" w:hAnsi="Aptos"/>
-                <w:sz w:val="22"/>
-              </w:rPr>
-              <w:t>4. rozwiązaniem problemów: prezentacja wraz z omówieniem)</w:t>
-            </w:r>
-          </w:p>
-          <w:p>
-            <w:pPr>
-              <w:spacing w:before="20" w:after="20"/>
-            </w:pPr>
-            <w:r>
-              <w:rPr>
-                <w:rFonts w:ascii="Aptos" w:hAnsi="Aptos"/>
-                <w:sz w:val="22"/>
-              </w:rPr>
-              <w:t>5. studium przypadków</w:t>
-            </w:r>
-          </w:p>
-          <w:p>
-            <w:pPr>
-              <w:spacing w:before="20" w:after="20"/>
-            </w:pPr>
-            <w:r>
-              <w:rPr>
-                <w:rFonts w:ascii="Aptos" w:hAnsi="Aptos"/>
-                <w:sz w:val="22"/>
-              </w:rPr>
-              <w:t>6. Ćwiczenia / Laboratorium/Lektorat:</w:t>
-            </w:r>
-          </w:p>
-          <w:p>
-            <w:pPr>
-              <w:spacing w:before="20" w:after="20"/>
-            </w:pPr>
-            <w:r>
-              <w:rPr>
-                <w:rFonts w:ascii="Aptos" w:hAnsi="Aptos"/>
-                <w:sz w:val="22"/>
-              </w:rPr>
-              <w:t>7. nie dotyczy</w:t>
-            </w:r>
-          </w:p>
-          <w:p>
-            <w:pPr>
-              <w:spacing w:before="20" w:after="20"/>
-            </w:pPr>
-            <w:r>
-              <w:rPr>
-                <w:rFonts w:ascii="Aptos" w:hAnsi="Aptos"/>
-                <w:sz w:val="22"/>
-              </w:rPr>
-              <w:t>8. Ćwiczenia/Laboratorium/Projekt/Lektorat/Seminarium</w:t>
-            </w:r>
-          </w:p>
-          <w:p>
-            <w:pPr>
-              <w:spacing w:before="20" w:after="20"/>
-            </w:pPr>
-            <w:r>
-              <w:rPr>
-                <w:rFonts w:ascii="Aptos" w:hAnsi="Aptos"/>
-                <w:sz w:val="22"/>
-              </w:rPr>
-              <w:t>9. Nie dotyczy</w:t>
-            </w:r>
-          </w:p>
-          <w:p>
-            <w:pPr>
-              <w:spacing w:before="20" w:after="20"/>
-            </w:pPr>
-            <w:r>
-              <w:rPr>
-                <w:rFonts w:ascii="Aptos" w:hAnsi="Aptos"/>
-                <w:sz w:val="22"/>
-              </w:rPr>
-              <w:t>10. Kryteria oceny</w:t>
-            </w:r>
-          </w:p>
-          <w:p>
-            <w:pPr>
-              <w:spacing w:before="20" w:after="20"/>
-            </w:pPr>
-            <w:r>
-              <w:rPr>
-                <w:rFonts w:ascii="Aptos" w:hAnsi="Aptos"/>
-                <w:sz w:val="22"/>
-              </w:rPr>
-              <w:t>11. Ćwiczenia/Laboratorium/Projekt/Lektorat</w:t>
-            </w:r>
-          </w:p>
-          <w:p>
-            <w:pPr>
-              <w:spacing w:before="20" w:after="20"/>
-            </w:pPr>
-            <w:r>
-              <w:rPr>
-                <w:rFonts w:ascii="Aptos" w:hAnsi="Aptos"/>
-                <w:sz w:val="22"/>
-              </w:rPr>
-              <w:t>12. Nie dotyczy</w:t>
-            </w:r>
-          </w:p>
-          <w:p>
-            <w:pPr>
-              <w:spacing w:before="20" w:after="20"/>
-            </w:pPr>
-            <w:r>
-              <w:rPr>
-                <w:rFonts w:ascii="Aptos" w:hAnsi="Aptos"/>
-                <w:sz w:val="22"/>
-              </w:rPr>
-              <w:t>13. Ocena aktywności podczas konwersatorium. Podstawą</w:t>
-            </w:r>
-          </w:p>
-          <w:p>
-            <w:pPr>
-              <w:spacing w:before="20" w:after="20"/>
-            </w:pPr>
-            <w:r>
-              <w:rPr>
-                <w:rFonts w:ascii="Aptos" w:hAnsi="Aptos"/>
-                <w:sz w:val="22"/>
-              </w:rPr>
-              <w:t>14. oceny jest aktywność w trakcie konwersatorium, która</w:t>
-            </w:r>
-          </w:p>
-          <w:p>
-            <w:pPr>
-              <w:spacing w:before="20" w:after="20"/>
-            </w:pPr>
-            <w:r>
-              <w:rPr>
-                <w:rFonts w:ascii="Aptos" w:hAnsi="Aptos"/>
-                <w:sz w:val="22"/>
-              </w:rPr>
-              <w:t>15. decyduje o ocenie.</w:t>
-            </w:r>
-          </w:p>
-          <w:p>
-            <w:pPr>
-              <w:spacing w:before="20" w:after="20"/>
-            </w:pPr>
-            <w:r>
-              <w:rPr>
-                <w:rFonts w:ascii="Aptos" w:hAnsi="Aptos"/>
-                <w:sz w:val="22"/>
-              </w:rPr>
-              <w:t>16. Poniżej 50% - ndst</w:t>
-            </w:r>
-          </w:p>
-          <w:p>
-            <w:pPr>
-              <w:spacing w:before="20" w:after="20"/>
-            </w:pPr>
-            <w:r>
-              <w:rPr>
-                <w:rFonts w:ascii="Aptos" w:hAnsi="Aptos"/>
-                <w:sz w:val="22"/>
-              </w:rPr>
-              <w:t>17. Od 50% - dst</w:t>
-            </w:r>
-          </w:p>
-          <w:p>
-            <w:pPr>
-              <w:spacing w:before="20" w:after="20"/>
-            </w:pPr>
-            <w:r>
-              <w:rPr>
-                <w:rFonts w:ascii="Aptos" w:hAnsi="Aptos"/>
-                <w:sz w:val="22"/>
-              </w:rPr>
-              <w:t>18. Od 60% - dst+</w:t>
-            </w:r>
-          </w:p>
-          <w:p>
-            <w:pPr>
-              <w:spacing w:before="20" w:after="20"/>
-            </w:pPr>
-            <w:r>
-              <w:rPr>
-                <w:rFonts w:ascii="Aptos" w:hAnsi="Aptos"/>
-                <w:sz w:val="22"/>
-              </w:rPr>
-              <w:t>19. Od 70% - db</w:t>
-            </w:r>
-          </w:p>
-          <w:p>
-            <w:pPr>
-              <w:spacing w:before="20" w:after="20"/>
-            </w:pPr>
-            <w:r>
-              <w:rPr>
-                <w:rFonts w:ascii="Aptos" w:hAnsi="Aptos"/>
-                <w:sz w:val="22"/>
-              </w:rPr>
-              <w:t>20. Od 80% - db+</w:t>
-            </w:r>
-          </w:p>
-          <w:p>
-            <w:pPr>
-              <w:spacing w:before="20" w:after="20"/>
-            </w:pPr>
-            <w:r>
-              <w:rPr>
-                <w:rFonts w:ascii="Aptos" w:hAnsi="Aptos"/>
-                <w:sz w:val="22"/>
-              </w:rPr>
-              <w:t>21. Od 90% - bdb</w:t>
-            </w:r>
-          </w:p>
-          <w:p>
-            <w:pPr>
-              <w:spacing w:before="20" w:after="20"/>
-            </w:pPr>
-            <w:r>
-              <w:rPr>
-                <w:rFonts w:ascii="Aptos" w:hAnsi="Aptos"/>
-                <w:sz w:val="22"/>
-              </w:rPr>
-              <w:t>22. Osoby, które chcą uzupełnić</w:t>
-            </w:r>
-          </w:p>
-          <w:p>
-            <w:pPr>
-              <w:spacing w:before="20" w:after="20"/>
-            </w:pPr>
-            <w:r>
-              <w:rPr>
-                <w:rFonts w:ascii="Aptos" w:hAnsi="Aptos"/>
-                <w:sz w:val="22"/>
-              </w:rPr>
-              <w:t>23. brakujące punkty (np. z powodu nieobecności na</w:t>
-            </w:r>
-          </w:p>
-          <w:p>
-            <w:pPr>
-              <w:spacing w:before="20" w:after="20"/>
-            </w:pPr>
-            <w:r>
-              <w:rPr>
-                <w:rFonts w:ascii="Aptos" w:hAnsi="Aptos"/>
-                <w:sz w:val="22"/>
-              </w:rPr>
-              <w:t>24. wykładzie), wykonują zadane przez Prowadzącego</w:t>
-            </w:r>
-          </w:p>
-          <w:p>
-            <w:pPr>
-              <w:spacing w:before="20" w:after="20"/>
-            </w:pPr>
-            <w:r>
-              <w:rPr>
-                <w:rFonts w:ascii="Aptos" w:hAnsi="Aptos"/>
-                <w:sz w:val="22"/>
-              </w:rPr>
-              <w:t>25. zadania odnoszące się do treści wykładu</w:t>
+              <w:t>1. ocena pracy podczas ćwiczenia</w:t>
             </w:r>
           </w:p>
         </w:tc>
@@ -1805,297 +1571,10 @@
             <w:r>
               <w:rPr>
                 <w:rFonts w:ascii="Aptos" w:hAnsi="Aptos"/>
+                <w:b w:val="0"/>
+                <w:i w:val="0"/>
                 <w:sz w:val="22"/>
               </w:rPr>
-              <w:t>1. wykład problemowy (klasyczny, sytuacyjny)</w:t>
-            </w:r>
-          </w:p>
-          <w:p>
-            <w:pPr>
-              <w:spacing w:before="20" w:after="20"/>
-            </w:pPr>
-            <w:r>
-              <w:rPr>
-                <w:rFonts w:ascii="Aptos" w:hAnsi="Aptos"/>
-                <w:sz w:val="22"/>
-              </w:rPr>
-              <w:t>2. burza mózgów</w:t>
-            </w:r>
-          </w:p>
-          <w:p>
-            <w:pPr>
-              <w:spacing w:before="20" w:after="20"/>
-            </w:pPr>
-            <w:r>
-              <w:rPr>
-                <w:rFonts w:ascii="Aptos" w:hAnsi="Aptos"/>
-                <w:sz w:val="22"/>
-              </w:rPr>
-              <w:t>3. stolik ekspercki (praca zespołowa nad</w:t>
-            </w:r>
-          </w:p>
-          <w:p>
-            <w:pPr>
-              <w:spacing w:before="20" w:after="20"/>
-            </w:pPr>
-            <w:r>
-              <w:rPr>
-                <w:rFonts w:ascii="Aptos" w:hAnsi="Aptos"/>
-                <w:sz w:val="22"/>
-              </w:rPr>
-              <w:t>4. rozwiązaniem problemów: prezentacja wraz z omówieniem)</w:t>
-            </w:r>
-          </w:p>
-          <w:p>
-            <w:pPr>
-              <w:spacing w:before="20" w:after="20"/>
-            </w:pPr>
-            <w:r>
-              <w:rPr>
-                <w:rFonts w:ascii="Aptos" w:hAnsi="Aptos"/>
-                <w:sz w:val="22"/>
-              </w:rPr>
-              <w:t>5. studium przypadków</w:t>
-            </w:r>
-          </w:p>
-          <w:p>
-            <w:pPr>
-              <w:spacing w:before="20" w:after="20"/>
-            </w:pPr>
-            <w:r>
-              <w:rPr>
-                <w:rFonts w:ascii="Aptos" w:hAnsi="Aptos"/>
-                <w:sz w:val="22"/>
-              </w:rPr>
-              <w:t>6. Ćwiczenia / Laboratorium/Lektorat:</w:t>
-            </w:r>
-          </w:p>
-          <w:p>
-            <w:pPr>
-              <w:spacing w:before="20" w:after="20"/>
-            </w:pPr>
-            <w:r>
-              <w:rPr>
-                <w:rFonts w:ascii="Aptos" w:hAnsi="Aptos"/>
-                <w:sz w:val="22"/>
-              </w:rPr>
-              <w:t>7. nie dotyczy</w:t>
-            </w:r>
-          </w:p>
-          <w:p>
-            <w:pPr>
-              <w:spacing w:before="20" w:after="20"/>
-            </w:pPr>
-            <w:r>
-              <w:rPr>
-                <w:rFonts w:ascii="Aptos" w:hAnsi="Aptos"/>
-                <w:sz w:val="22"/>
-              </w:rPr>
-              <w:t>8. Ćwiczenia/Laboratorium/Projekt/Lektorat/Seminarium</w:t>
-            </w:r>
-          </w:p>
-          <w:p>
-            <w:pPr>
-              <w:spacing w:before="20" w:after="20"/>
-            </w:pPr>
-            <w:r>
-              <w:rPr>
-                <w:rFonts w:ascii="Aptos" w:hAnsi="Aptos"/>
-                <w:sz w:val="22"/>
-              </w:rPr>
-              <w:t>9. Nie dotyczy</w:t>
-            </w:r>
-          </w:p>
-          <w:p>
-            <w:pPr>
-              <w:spacing w:before="20" w:after="20"/>
-            </w:pPr>
-            <w:r>
-              <w:rPr>
-                <w:rFonts w:ascii="Aptos" w:hAnsi="Aptos"/>
-                <w:sz w:val="22"/>
-              </w:rPr>
-              <w:t>10. Kryteria oceny</w:t>
-            </w:r>
-          </w:p>
-          <w:p>
-            <w:pPr>
-              <w:spacing w:before="20" w:after="20"/>
-            </w:pPr>
-            <w:r>
-              <w:rPr>
-                <w:rFonts w:ascii="Aptos" w:hAnsi="Aptos"/>
-                <w:sz w:val="22"/>
-              </w:rPr>
-              <w:t>11. Ćwiczenia/Laboratorium/Projekt/Lektorat</w:t>
-            </w:r>
-          </w:p>
-          <w:p>
-            <w:pPr>
-              <w:spacing w:before="20" w:after="20"/>
-            </w:pPr>
-            <w:r>
-              <w:rPr>
-                <w:rFonts w:ascii="Aptos" w:hAnsi="Aptos"/>
-                <w:sz w:val="22"/>
-              </w:rPr>
-              <w:t>12. Nie dotyczy</w:t>
-            </w:r>
-          </w:p>
-          <w:p>
-            <w:pPr>
-              <w:spacing w:before="20" w:after="20"/>
-            </w:pPr>
-            <w:r>
-              <w:rPr>
-                <w:rFonts w:ascii="Aptos" w:hAnsi="Aptos"/>
-                <w:sz w:val="22"/>
-              </w:rPr>
-              <w:t>13. Ocena aktywności podczas konwersatorium. Podstawą</w:t>
-            </w:r>
-          </w:p>
-          <w:p>
-            <w:pPr>
-              <w:spacing w:before="20" w:after="20"/>
-            </w:pPr>
-            <w:r>
-              <w:rPr>
-                <w:rFonts w:ascii="Aptos" w:hAnsi="Aptos"/>
-                <w:sz w:val="22"/>
-              </w:rPr>
-              <w:t>14. oceny jest aktywność w trakcie konwersatorium, która</w:t>
-            </w:r>
-          </w:p>
-          <w:p>
-            <w:pPr>
-              <w:spacing w:before="20" w:after="20"/>
-            </w:pPr>
-            <w:r>
-              <w:rPr>
-                <w:rFonts w:ascii="Aptos" w:hAnsi="Aptos"/>
-                <w:sz w:val="22"/>
-              </w:rPr>
-              <w:t>15. decyduje o ocenie.</w:t>
-            </w:r>
-          </w:p>
-          <w:p>
-            <w:pPr>
-              <w:spacing w:before="20" w:after="20"/>
-            </w:pPr>
-            <w:r>
-              <w:rPr>
-                <w:rFonts w:ascii="Aptos" w:hAnsi="Aptos"/>
-                <w:sz w:val="22"/>
-              </w:rPr>
-              <w:t>16. Poniżej 50% - ndst</w:t>
-            </w:r>
-          </w:p>
-          <w:p>
-            <w:pPr>
-              <w:spacing w:before="20" w:after="20"/>
-            </w:pPr>
-            <w:r>
-              <w:rPr>
-                <w:rFonts w:ascii="Aptos" w:hAnsi="Aptos"/>
-                <w:sz w:val="22"/>
-              </w:rPr>
-              <w:t>17. Od 50% - dst</w:t>
-            </w:r>
-          </w:p>
-          <w:p>
-            <w:pPr>
-              <w:spacing w:before="20" w:after="20"/>
-            </w:pPr>
-            <w:r>
-              <w:rPr>
-                <w:rFonts w:ascii="Aptos" w:hAnsi="Aptos"/>
-                <w:sz w:val="22"/>
-              </w:rPr>
-              <w:t>18. Od 60% - dst+</w:t>
-            </w:r>
-          </w:p>
-          <w:p>
-            <w:pPr>
-              <w:spacing w:before="20" w:after="20"/>
-            </w:pPr>
-            <w:r>
-              <w:rPr>
-                <w:rFonts w:ascii="Aptos" w:hAnsi="Aptos"/>
-                <w:sz w:val="22"/>
-              </w:rPr>
-              <w:t>19. Od 70% - db</w:t>
-            </w:r>
-          </w:p>
-          <w:p>
-            <w:pPr>
-              <w:spacing w:before="20" w:after="20"/>
-            </w:pPr>
-            <w:r>
-              <w:rPr>
-                <w:rFonts w:ascii="Aptos" w:hAnsi="Aptos"/>
-                <w:sz w:val="22"/>
-              </w:rPr>
-              <w:t>20. Od 80% - db+</w:t>
-            </w:r>
-          </w:p>
-          <w:p>
-            <w:pPr>
-              <w:spacing w:before="20" w:after="20"/>
-            </w:pPr>
-            <w:r>
-              <w:rPr>
-                <w:rFonts w:ascii="Aptos" w:hAnsi="Aptos"/>
-                <w:sz w:val="22"/>
-              </w:rPr>
-              <w:t>21. Od 90% - bdb</w:t>
-            </w:r>
-          </w:p>
-          <w:p>
-            <w:pPr>
-              <w:spacing w:before="20" w:after="20"/>
-            </w:pPr>
-            <w:r>
-              <w:rPr>
-                <w:rFonts w:ascii="Aptos" w:hAnsi="Aptos"/>
-                <w:sz w:val="22"/>
-              </w:rPr>
-              <w:t>22. Osoby, które chcą uzupełnić</w:t>
-            </w:r>
-          </w:p>
-          <w:p>
-            <w:pPr>
-              <w:spacing w:before="20" w:after="20"/>
-            </w:pPr>
-            <w:r>
-              <w:rPr>
-                <w:rFonts w:ascii="Aptos" w:hAnsi="Aptos"/>
-                <w:sz w:val="22"/>
-              </w:rPr>
-              <w:t>23. brakujące punkty (np. z powodu nieobecności na</w:t>
-            </w:r>
-          </w:p>
-          <w:p>
-            <w:pPr>
-              <w:spacing w:before="20" w:after="20"/>
-            </w:pPr>
-            <w:r>
-              <w:rPr>
-                <w:rFonts w:ascii="Aptos" w:hAnsi="Aptos"/>
-                <w:sz w:val="22"/>
-              </w:rPr>
-              <w:t>24. wykładzie), wykonują zadane przez Prowadzącego</w:t>
-            </w:r>
-          </w:p>
-          <w:p>
-            <w:pPr>
-              <w:spacing w:before="20" w:after="20"/>
-            </w:pPr>
-            <w:r>
-              <w:rPr>
-                <w:rFonts w:ascii="Aptos" w:hAnsi="Aptos"/>
-                <w:sz w:val="22"/>
-              </w:rPr>
-              <w:t>25. zadania odnoszące się do treści wykładu</w:t>
             </w:r>
           </w:p>
         </w:tc>
@@ -2418,14 +1897,14 @@
         <w:tblW w:w="5000" w:type="pct"/>
       </w:tblPr>
       <w:tblGrid>
-        <w:gridCol w:w="3324"/>
-        <w:gridCol w:w="3324"/>
-        <w:gridCol w:w="3324"/>
+        <w:gridCol w:w="680"/>
+        <w:gridCol w:w="4536"/>
+        <w:gridCol w:w="4252"/>
       </w:tblGrid>
       <w:tr>
         <w:tc>
           <w:tcPr>
-            <w:tcW w:type="dxa" w:w="9972"/>
+            <w:tcW w:type="dxa" w:w="9468"/>
             <w:gridSpan w:val="3"/>
             <w:shd w:val="clear" w:color="auto" w:fill="D9D9D9"/>
           </w:tcPr>
@@ -2448,7 +1927,7 @@
       <w:tr>
         <w:tc>
           <w:tcPr>
-            <w:tcW w:type="dxa" w:w="3324"/>
+            <w:tcW w:type="dxa" w:w="680"/>
             <w:shd w:val="clear" w:color="auto" w:fill="D9D9D9"/>
           </w:tcPr>
           <w:p>
@@ -2468,7 +1947,7 @@
         </w:tc>
         <w:tc>
           <w:tcPr>
-            <w:tcW w:type="dxa" w:w="3324"/>
+            <w:tcW w:type="dxa" w:w="4536"/>
             <w:shd w:val="clear" w:color="auto" w:fill="D9D9D9"/>
           </w:tcPr>
           <w:p>
@@ -2488,7 +1967,7 @@
         </w:tc>
         <w:tc>
           <w:tcPr>
-            <w:tcW w:type="dxa" w:w="3324"/>
+            <w:tcW w:type="dxa" w:w="4252"/>
             <w:shd w:val="clear" w:color="auto" w:fill="D9D9D9"/>
           </w:tcPr>
           <w:p>
@@ -2510,7 +1989,7 @@
       <w:tr>
         <w:tc>
           <w:tcPr>
-            <w:tcW w:type="dxa" w:w="3324"/>
+            <w:tcW w:type="dxa" w:w="680"/>
           </w:tcPr>
           <w:p>
             <w:pPr>
@@ -2529,7 +2008,7 @@
         </w:tc>
         <w:tc>
           <w:tcPr>
-            <w:tcW w:type="dxa" w:w="3324"/>
+            <w:tcW w:type="dxa" w:w="4536"/>
           </w:tcPr>
           <w:p>
             <w:pPr>
@@ -2548,7 +2027,7 @@
         </w:tc>
         <w:tc>
           <w:tcPr>
-            <w:tcW w:type="dxa" w:w="3324"/>
+            <w:tcW w:type="dxa" w:w="4252"/>
           </w:tcPr>
           <w:p>
             <w:pPr>
@@ -2568,7 +2047,7 @@
       <w:tr>
         <w:tc>
           <w:tcPr>
-            <w:tcW w:type="dxa" w:w="3324"/>
+            <w:tcW w:type="dxa" w:w="680"/>
           </w:tcPr>
           <w:p>
             <w:pPr>
@@ -2587,7 +2066,7 @@
         </w:tc>
         <w:tc>
           <w:tcPr>
-            <w:tcW w:type="dxa" w:w="3324"/>
+            <w:tcW w:type="dxa" w:w="4536"/>
           </w:tcPr>
           <w:p>
             <w:pPr>
@@ -2606,7 +2085,7 @@
         </w:tc>
         <w:tc>
           <w:tcPr>
-            <w:tcW w:type="dxa" w:w="3324"/>
+            <w:tcW w:type="dxa" w:w="4252"/>
           </w:tcPr>
           <w:p>
             <w:pPr>
@@ -2626,7 +2105,7 @@
       <w:tr>
         <w:tc>
           <w:tcPr>
-            <w:tcW w:type="dxa" w:w="3324"/>
+            <w:tcW w:type="dxa" w:w="680"/>
           </w:tcPr>
           <w:p>
             <w:pPr>
@@ -2645,7 +2124,7 @@
         </w:tc>
         <w:tc>
           <w:tcPr>
-            <w:tcW w:type="dxa" w:w="3324"/>
+            <w:tcW w:type="dxa" w:w="4536"/>
           </w:tcPr>
           <w:p>
             <w:pPr>
@@ -2664,7 +2143,7 @@
         </w:tc>
         <w:tc>
           <w:tcPr>
-            <w:tcW w:type="dxa" w:w="3324"/>
+            <w:tcW w:type="dxa" w:w="4252"/>
           </w:tcPr>
           <w:p>
             <w:pPr>
@@ -2684,7 +2163,7 @@
       <w:tr>
         <w:tc>
           <w:tcPr>
-            <w:tcW w:type="dxa" w:w="3324"/>
+            <w:tcW w:type="dxa" w:w="680"/>
           </w:tcPr>
           <w:p>
             <w:pPr>
@@ -2703,7 +2182,7 @@
         </w:tc>
         <w:tc>
           <w:tcPr>
-            <w:tcW w:type="dxa" w:w="3324"/>
+            <w:tcW w:type="dxa" w:w="4536"/>
           </w:tcPr>
           <w:p>
             <w:pPr>
@@ -2722,7 +2201,7 @@
         </w:tc>
         <w:tc>
           <w:tcPr>
-            <w:tcW w:type="dxa" w:w="3324"/>
+            <w:tcW w:type="dxa" w:w="4252"/>
           </w:tcPr>
           <w:p>
             <w:pPr>
@@ -2742,7 +2221,7 @@
       <w:tr>
         <w:tc>
           <w:tcPr>
-            <w:tcW w:type="dxa" w:w="3324"/>
+            <w:tcW w:type="dxa" w:w="680"/>
           </w:tcPr>
           <w:p>
             <w:pPr>
@@ -2761,7 +2240,7 @@
         </w:tc>
         <w:tc>
           <w:tcPr>
-            <w:tcW w:type="dxa" w:w="3324"/>
+            <w:tcW w:type="dxa" w:w="4536"/>
           </w:tcPr>
           <w:p>
             <w:pPr>
@@ -2780,7 +2259,7 @@
         </w:tc>
         <w:tc>
           <w:tcPr>
-            <w:tcW w:type="dxa" w:w="3324"/>
+            <w:tcW w:type="dxa" w:w="4252"/>
           </w:tcPr>
           <w:p>
             <w:pPr>
@@ -2800,7 +2279,7 @@
       <w:tr>
         <w:tc>
           <w:tcPr>
-            <w:tcW w:type="dxa" w:w="3324"/>
+            <w:tcW w:type="dxa" w:w="680"/>
           </w:tcPr>
           <w:p>
             <w:pPr>
@@ -2819,7 +2298,7 @@
         </w:tc>
         <w:tc>
           <w:tcPr>
-            <w:tcW w:type="dxa" w:w="3324"/>
+            <w:tcW w:type="dxa" w:w="4536"/>
           </w:tcPr>
           <w:p>
             <w:pPr>
@@ -2838,7 +2317,7 @@
         </w:tc>
         <w:tc>
           <w:tcPr>
-            <w:tcW w:type="dxa" w:w="3324"/>
+            <w:tcW w:type="dxa" w:w="4252"/>
           </w:tcPr>
           <w:p>
             <w:pPr>
@@ -2858,7 +2337,7 @@
       <w:tr>
         <w:tc>
           <w:tcPr>
-            <w:tcW w:type="dxa" w:w="3324"/>
+            <w:tcW w:type="dxa" w:w="680"/>
           </w:tcPr>
           <w:p>
             <w:pPr>
@@ -2877,7 +2356,7 @@
         </w:tc>
         <w:tc>
           <w:tcPr>
-            <w:tcW w:type="dxa" w:w="3324"/>
+            <w:tcW w:type="dxa" w:w="4536"/>
           </w:tcPr>
           <w:p>
             <w:pPr>
@@ -2896,7 +2375,7 @@
         </w:tc>
         <w:tc>
           <w:tcPr>
-            <w:tcW w:type="dxa" w:w="3324"/>
+            <w:tcW w:type="dxa" w:w="4252"/>
           </w:tcPr>
           <w:p>
             <w:pPr>
@@ -2916,7 +2395,7 @@
       <w:tr>
         <w:tc>
           <w:tcPr>
-            <w:tcW w:type="dxa" w:w="3324"/>
+            <w:tcW w:type="dxa" w:w="680"/>
           </w:tcPr>
           <w:p>
             <w:pPr>
@@ -2935,7 +2414,7 @@
         </w:tc>
         <w:tc>
           <w:tcPr>
-            <w:tcW w:type="dxa" w:w="3324"/>
+            <w:tcW w:type="dxa" w:w="4536"/>
           </w:tcPr>
           <w:p>
             <w:pPr>
@@ -2954,7 +2433,7 @@
         </w:tc>
         <w:tc>
           <w:tcPr>
-            <w:tcW w:type="dxa" w:w="3324"/>
+            <w:tcW w:type="dxa" w:w="4252"/>
           </w:tcPr>
           <w:p>
             <w:pPr>
@@ -2974,7 +2453,7 @@
       <w:tr>
         <w:tc>
           <w:tcPr>
-            <w:tcW w:type="dxa" w:w="3324"/>
+            <w:tcW w:type="dxa" w:w="680"/>
           </w:tcPr>
           <w:p>
             <w:pPr>
@@ -2993,7 +2472,7 @@
         </w:tc>
         <w:tc>
           <w:tcPr>
-            <w:tcW w:type="dxa" w:w="3324"/>
+            <w:tcW w:type="dxa" w:w="4536"/>
           </w:tcPr>
           <w:p>
             <w:pPr>
@@ -3012,7 +2491,7 @@
         </w:tc>
         <w:tc>
           <w:tcPr>
-            <w:tcW w:type="dxa" w:w="3324"/>
+            <w:tcW w:type="dxa" w:w="4252"/>
           </w:tcPr>
           <w:p>
             <w:pPr>
@@ -3813,6 +3292,7 @@
                 <w:i w:val="0"/>
                 <w:sz w:val="22"/>
               </w:rPr>
+              <w:t>ocena pracy podczas ćwiczenia</w:t>
             </w:r>
           </w:p>
         </w:tc>
@@ -3870,6 +3350,7 @@
                 <w:i w:val="0"/>
                 <w:sz w:val="22"/>
               </w:rPr>
+              <w:t>ocena pracy podczas ćwiczenia</w:t>
             </w:r>
           </w:p>
         </w:tc>
@@ -3927,6 +3408,7 @@
                 <w:i w:val="0"/>
                 <w:sz w:val="22"/>
               </w:rPr>
+              <w:t>ocena pracy podczas ćwiczenia</w:t>
             </w:r>
           </w:p>
         </w:tc>
@@ -3984,6 +3466,7 @@
                 <w:i w:val="0"/>
                 <w:sz w:val="22"/>
               </w:rPr>
+              <w:t>ocena pracy podczas ćwiczenia</w:t>
             </w:r>
           </w:p>
         </w:tc>
@@ -4041,6 +3524,7 @@
                 <w:i w:val="0"/>
                 <w:sz w:val="22"/>
               </w:rPr>
+              <w:t>ocena pracy podczas ćwiczenia</w:t>
             </w:r>
           </w:p>
         </w:tc>
@@ -4098,6 +3582,7 @@
                 <w:i w:val="0"/>
                 <w:sz w:val="22"/>
               </w:rPr>
+              <w:t>ocena pracy podczas ćwiczenia</w:t>
             </w:r>
           </w:p>
         </w:tc>
@@ -4155,6 +3640,7 @@
                 <w:i w:val="0"/>
                 <w:sz w:val="22"/>
               </w:rPr>
+              <w:t>ocena pracy podczas ćwiczenia</w:t>
             </w:r>
           </w:p>
         </w:tc>
@@ -4317,6 +3803,7 @@
                 <w:i w:val="0"/>
                 <w:sz w:val="22"/>
               </w:rPr>
+              <w:t>ocena pracy podczas ćwiczenia</w:t>
             </w:r>
           </w:p>
         </w:tc>
@@ -4374,6 +3861,7 @@
                 <w:i w:val="0"/>
                 <w:sz w:val="22"/>
               </w:rPr>
+              <w:t>ocena pracy podczas ćwiczenia</w:t>
             </w:r>
           </w:p>
         </w:tc>
@@ -4431,6 +3919,7 @@
                 <w:i w:val="0"/>
                 <w:sz w:val="22"/>
               </w:rPr>
+              <w:t>ocena pracy podczas ćwiczenia</w:t>
             </w:r>
           </w:p>
         </w:tc>
@@ -4593,6 +4082,7 @@
                 <w:i w:val="0"/>
                 <w:sz w:val="22"/>
               </w:rPr>
+              <w:t>ocena pracy podczas ćwiczenia</w:t>
             </w:r>
           </w:p>
         </w:tc>
@@ -4650,6 +4140,7 @@
                 <w:i w:val="0"/>
                 <w:sz w:val="22"/>
               </w:rPr>
+              <w:t>ocena pracy podczas ćwiczenia</w:t>
             </w:r>
           </w:p>
         </w:tc>
@@ -4707,6 +4198,7 @@
                 <w:i w:val="0"/>
                 <w:sz w:val="22"/>
               </w:rPr>
+              <w:t>ocena pracy podczas ćwiczenia</w:t>
             </w:r>
           </w:p>
         </w:tc>
@@ -4764,6 +4256,7 @@
                 <w:i w:val="0"/>
                 <w:sz w:val="22"/>
               </w:rPr>
+              <w:t>ocena pracy podczas ćwiczenia</w:t>
             </w:r>
           </w:p>
         </w:tc>
@@ -4869,62 +4362,6 @@
                 <w:sz w:val="16"/>
               </w:rPr>
               <w:t>Wyposażenie specjalistyczne konieczne do realizacji przedmiotu</w:t>
-            </w:r>
-          </w:p>
-        </w:tc>
-      </w:tr>
-      <w:tr>
-        <w:tc>
-          <w:tcPr>
-            <w:tcW w:type="dxa" w:w="3324"/>
-          </w:tcPr>
-          <w:p>
-            <w:pPr>
-              <w:spacing w:before="20" w:after="20"/>
-            </w:pPr>
-            <w:r>
-              <w:rPr>
-                <w:rFonts w:ascii="Aptos" w:hAnsi="Aptos"/>
-                <w:b w:val="0"/>
-                <w:i w:val="0"/>
-                <w:sz w:val="22"/>
-              </w:rPr>
-            </w:r>
-          </w:p>
-        </w:tc>
-        <w:tc>
-          <w:tcPr>
-            <w:tcW w:type="dxa" w:w="3324"/>
-          </w:tcPr>
-          <w:p>
-            <w:pPr>
-              <w:spacing w:before="20" w:after="20"/>
-            </w:pPr>
-            <w:r>
-              <w:rPr>
-                <w:rFonts w:ascii="Aptos" w:hAnsi="Aptos"/>
-                <w:b w:val="0"/>
-                <w:i w:val="0"/>
-                <w:sz w:val="22"/>
-              </w:rPr>
-            </w:r>
-          </w:p>
-        </w:tc>
-        <w:tc>
-          <w:tcPr>
-            <w:tcW w:type="dxa" w:w="3324"/>
-          </w:tcPr>
-          <w:p>
-            <w:pPr>
-              <w:spacing w:before="20" w:after="20"/>
-            </w:pPr>
-            <w:r>
-              <w:rPr>
-                <w:rFonts w:ascii="Aptos" w:hAnsi="Aptos"/>
-                <w:b w:val="0"/>
-                <w:i w:val="0"/>
-                <w:sz w:val="22"/>
-              </w:rPr>
             </w:r>
           </w:p>
         </w:tc>

--- a/public/assets/files/stacjonarne/PUI.docx
+++ b/public/assets/files/stacjonarne/PUI.docx
@@ -144,7 +144,7 @@
                 <w:i w:val="0"/>
                 <w:sz w:val="22"/>
               </w:rPr>
-              <w:t>15.02.2025</w:t>
+              <w:t>08.03.2026</w:t>
             </w:r>
           </w:p>
         </w:tc>
@@ -599,7 +599,7 @@
                 <w:i w:val="0"/>
                 <w:sz w:val="22"/>
               </w:rPr>
-              <w:t>1</w:t>
+              <w:t>5</w:t>
             </w:r>
           </w:p>
         </w:tc>
@@ -1679,7 +1679,6 @@
                 <w:i w:val="0"/>
                 <w:sz w:val="22"/>
               </w:rPr>
-              <w:t>Wiedza z zakresu szkoły ponadpodstawowej</w:t>
             </w:r>
           </w:p>
         </w:tc>
@@ -1698,87 +1697,6 @@
                 <w:i w:val="0"/>
                 <w:sz w:val="22"/>
               </w:rPr>
-              <w:t>Umiejętność poszukiwania i selekcji informacji</w:t>
-            </w:r>
-          </w:p>
-        </w:tc>
-      </w:tr>
-      <w:tr>
-        <w:tc>
-          <w:tcPr>
-            <w:tcW w:type="dxa" w:w="4986"/>
-          </w:tcPr>
-          <w:p>
-            <w:pPr>
-              <w:spacing w:before="20" w:after="20"/>
-            </w:pPr>
-            <w:r>
-              <w:rPr>
-                <w:rFonts w:ascii="Aptos" w:hAnsi="Aptos"/>
-                <w:b w:val="0"/>
-                <w:i w:val="0"/>
-                <w:sz w:val="22"/>
-              </w:rPr>
-              <w:t>Krytyczna analiza treści</w:t>
-            </w:r>
-          </w:p>
-        </w:tc>
-        <w:tc>
-          <w:tcPr>
-            <w:tcW w:type="dxa" w:w="4986"/>
-          </w:tcPr>
-          <w:p>
-            <w:pPr>
-              <w:spacing w:before="20" w:after="20"/>
-            </w:pPr>
-            <w:r>
-              <w:rPr>
-                <w:rFonts w:ascii="Aptos" w:hAnsi="Aptos"/>
-                <w:b w:val="0"/>
-                <w:i w:val="0"/>
-                <w:sz w:val="22"/>
-              </w:rPr>
-              <w:t>Dokonywanie syntezy treści, tworzenie konkluzji</w:t>
-            </w:r>
-          </w:p>
-        </w:tc>
-      </w:tr>
-      <w:tr>
-        <w:tc>
-          <w:tcPr>
-            <w:tcW w:type="dxa" w:w="4986"/>
-          </w:tcPr>
-          <w:p>
-            <w:pPr>
-              <w:spacing w:before="20" w:after="20"/>
-            </w:pPr>
-            <w:r>
-              <w:rPr>
-                <w:rFonts w:ascii="Aptos" w:hAnsi="Aptos"/>
-                <w:b w:val="0"/>
-                <w:i w:val="0"/>
-                <w:sz w:val="22"/>
-              </w:rPr>
-              <w:t>Pozytywne nastawienie do rozwijania umiejętności pozatechnicznych, w szczególności pracy zespołowej</w:t>
-            </w:r>
-          </w:p>
-        </w:tc>
-        <w:tc>
-          <w:tcPr>
-            <w:tcW w:type="dxa" w:w="4986"/>
-          </w:tcPr>
-          <w:p>
-            <w:pPr>
-              <w:spacing w:before="20" w:after="20"/>
-            </w:pPr>
-            <w:r>
-              <w:rPr>
-                <w:rFonts w:ascii="Aptos" w:hAnsi="Aptos"/>
-                <w:b w:val="0"/>
-                <w:i w:val="0"/>
-                <w:sz w:val="22"/>
-              </w:rPr>
-              <w:t>Prowadzenia dyskusji wspartej argumentami</w:t>
             </w:r>
           </w:p>
         </w:tc>

--- a/public/assets/files/stacjonarne/PUI.docx
+++ b/public/assets/files/stacjonarne/PUI.docx
@@ -3173,6 +3173,7 @@
                 <w:i w:val="0"/>
                 <w:sz w:val="22"/>
               </w:rPr>
+              <w:t>K_W17</w:t>
             </w:r>
           </w:p>
         </w:tc>
@@ -3231,6 +3232,7 @@
                 <w:i w:val="0"/>
                 <w:sz w:val="22"/>
               </w:rPr>
+              <w:t>K_W08</w:t>
             </w:r>
           </w:p>
         </w:tc>
@@ -3289,6 +3291,7 @@
                 <w:i w:val="0"/>
                 <w:sz w:val="22"/>
               </w:rPr>
+              <w:t>K_W17</w:t>
             </w:r>
           </w:p>
         </w:tc>
@@ -3347,6 +3350,7 @@
                 <w:i w:val="0"/>
                 <w:sz w:val="22"/>
               </w:rPr>
+              <w:t>K_W17</w:t>
             </w:r>
           </w:p>
         </w:tc>
@@ -3405,6 +3409,7 @@
                 <w:i w:val="0"/>
                 <w:sz w:val="22"/>
               </w:rPr>
+              <w:t>K_W17</w:t>
             </w:r>
           </w:p>
         </w:tc>
@@ -3463,6 +3468,7 @@
                 <w:i w:val="0"/>
                 <w:sz w:val="22"/>
               </w:rPr>
+              <w:t>K_W08</w:t>
             </w:r>
           </w:p>
         </w:tc>
@@ -3521,6 +3527,7 @@
                 <w:i w:val="0"/>
                 <w:sz w:val="22"/>
               </w:rPr>
+              <w:t>K_W17</w:t>
             </w:r>
           </w:p>
         </w:tc>
@@ -3684,6 +3691,7 @@
                 <w:i w:val="0"/>
                 <w:sz w:val="22"/>
               </w:rPr>
+              <w:t>K_U05</w:t>
             </w:r>
           </w:p>
         </w:tc>
@@ -3721,7 +3729,6 @@
                 <w:i w:val="0"/>
                 <w:sz w:val="22"/>
               </w:rPr>
-              <w:t>ocena pracy podczas ćwiczenia</w:t>
             </w:r>
           </w:p>
         </w:tc>
@@ -3742,6 +3749,7 @@
                 <w:i w:val="0"/>
                 <w:sz w:val="22"/>
               </w:rPr>
+              <w:t>K_U01</w:t>
             </w:r>
           </w:p>
         </w:tc>
@@ -3779,7 +3787,6 @@
                 <w:i w:val="0"/>
                 <w:sz w:val="22"/>
               </w:rPr>
-              <w:t>ocena pracy podczas ćwiczenia</w:t>
             </w:r>
           </w:p>
         </w:tc>
@@ -3800,6 +3807,7 @@
                 <w:i w:val="0"/>
                 <w:sz w:val="22"/>
               </w:rPr>
+              <w:t>K_U19</w:t>
             </w:r>
           </w:p>
         </w:tc>
@@ -3837,7 +3845,6 @@
                 <w:i w:val="0"/>
                 <w:sz w:val="22"/>
               </w:rPr>
-              <w:t>ocena pracy podczas ćwiczenia</w:t>
             </w:r>
           </w:p>
         </w:tc>
@@ -3963,6 +3970,7 @@
                 <w:i w:val="0"/>
                 <w:sz w:val="22"/>
               </w:rPr>
+              <w:t>K_K05</w:t>
             </w:r>
           </w:p>
         </w:tc>
@@ -4000,7 +4008,6 @@
                 <w:i w:val="0"/>
                 <w:sz w:val="22"/>
               </w:rPr>
-              <w:t>ocena pracy podczas ćwiczenia</w:t>
             </w:r>
           </w:p>
         </w:tc>
@@ -4021,6 +4028,7 @@
                 <w:i w:val="0"/>
                 <w:sz w:val="22"/>
               </w:rPr>
+              <w:t>K_K02</w:t>
             </w:r>
           </w:p>
         </w:tc>
@@ -4058,7 +4066,6 @@
                 <w:i w:val="0"/>
                 <w:sz w:val="22"/>
               </w:rPr>
-              <w:t>ocena pracy podczas ćwiczenia</w:t>
             </w:r>
           </w:p>
         </w:tc>
@@ -4079,6 +4086,7 @@
                 <w:i w:val="0"/>
                 <w:sz w:val="22"/>
               </w:rPr>
+              <w:t>K_K03</w:t>
             </w:r>
           </w:p>
         </w:tc>
@@ -4116,7 +4124,6 @@
                 <w:i w:val="0"/>
                 <w:sz w:val="22"/>
               </w:rPr>
-              <w:t>ocena pracy podczas ćwiczenia</w:t>
             </w:r>
           </w:p>
         </w:tc>
@@ -4137,6 +4144,7 @@
                 <w:i w:val="0"/>
                 <w:sz w:val="22"/>
               </w:rPr>
+              <w:t>K_K04</w:t>
             </w:r>
           </w:p>
         </w:tc>
@@ -4174,7 +4182,6 @@
                 <w:i w:val="0"/>
                 <w:sz w:val="22"/>
               </w:rPr>
-              <w:t>ocena pracy podczas ćwiczenia</w:t>
             </w:r>
           </w:p>
         </w:tc>

--- a/public/assets/files/stacjonarne/PUI.docx
+++ b/public/assets/files/stacjonarne/PUI.docx
@@ -1816,14 +1816,13 @@
       </w:tblPr>
       <w:tblGrid>
         <w:gridCol w:w="680"/>
-        <w:gridCol w:w="4536"/>
-        <w:gridCol w:w="4252"/>
+        <w:gridCol w:w="8788"/>
       </w:tblGrid>
       <w:tr>
         <w:tc>
           <w:tcPr>
             <w:tcW w:type="dxa" w:w="9468"/>
-            <w:gridSpan w:val="3"/>
+            <w:gridSpan w:val="2"/>
             <w:shd w:val="clear" w:color="auto" w:fill="D9D9D9"/>
           </w:tcPr>
           <w:p>
@@ -1865,7 +1864,7 @@
         </w:tc>
         <w:tc>
           <w:tcPr>
-            <w:tcW w:type="dxa" w:w="4536"/>
+            <w:tcW w:type="dxa" w:w="8788"/>
             <w:shd w:val="clear" w:color="auto" w:fill="D9D9D9"/>
           </w:tcPr>
           <w:p>
@@ -1879,27 +1878,7 @@
                 <w:i w:val="0"/>
                 <w:sz w:val="16"/>
               </w:rPr>
-              <w:t>Wykład</w:t>
-            </w:r>
-          </w:p>
-        </w:tc>
-        <w:tc>
-          <w:tcPr>
-            <w:tcW w:type="dxa" w:w="4252"/>
-            <w:shd w:val="clear" w:color="auto" w:fill="D9D9D9"/>
-          </w:tcPr>
-          <w:p>
-            <w:pPr>
-              <w:spacing w:before="20" w:after="20"/>
-            </w:pPr>
-            <w:r>
-              <w:rPr>
-                <w:rFonts w:ascii="Aptos" w:hAnsi="Aptos"/>
-                <w:b/>
-                <w:i w:val="0"/>
-                <w:sz w:val="16"/>
-              </w:rPr>
-              <w:t>Ćwiczenia / Laboratorium / Pracownia</w:t>
+              <w:t>Treści programowe</w:t>
             </w:r>
           </w:p>
         </w:tc>
@@ -1926,7 +1905,7 @@
         </w:tc>
         <w:tc>
           <w:tcPr>
-            <w:tcW w:type="dxa" w:w="4536"/>
+            <w:tcW w:type="dxa" w:w="8788"/>
           </w:tcPr>
           <w:p>
             <w:pPr>
@@ -1940,24 +1919,6 @@
                 <w:sz w:val="22"/>
               </w:rPr>
               <w:t>1. Dużo więcej niż technologiczny stos. Dlaczego i jak zmieniają się wymagania branży informatycznej dotyczące kompetencji inżynierów.Znaczenie kompetencji pozatechnicznych, motywacji, organizacji pracy i umiejętności pracy zespołowej dla rozwoju zawodowego</w:t>
-            </w:r>
-          </w:p>
-        </w:tc>
-        <w:tc>
-          <w:tcPr>
-            <w:tcW w:type="dxa" w:w="4252"/>
-          </w:tcPr>
-          <w:p>
-            <w:pPr>
-              <w:spacing w:before="20" w:after="20"/>
-            </w:pPr>
-            <w:r>
-              <w:rPr>
-                <w:rFonts w:ascii="Aptos" w:hAnsi="Aptos"/>
-                <w:b w:val="0"/>
-                <w:i w:val="0"/>
-                <w:sz w:val="22"/>
-              </w:rPr>
             </w:r>
           </w:p>
         </w:tc>
@@ -1984,7 +1945,7 @@
         </w:tc>
         <w:tc>
           <w:tcPr>
-            <w:tcW w:type="dxa" w:w="4536"/>
+            <w:tcW w:type="dxa" w:w="8788"/>
           </w:tcPr>
           <w:p>
             <w:pPr>
@@ -1998,24 +1959,6 @@
                 <w:sz w:val="22"/>
               </w:rPr>
               <w:t>2. Współczesne podejście do rozwoju i kariery w branży IT. Co robić, by zwiększać swoje szanse na praktyki, staż, pracę? Czy wiesz jak się uczyć? Krzywa uczenia się juniora vs. seniora. Metapoznanie. Motywacja. Style poznawcze i strategie uczenia się.</w:t>
-            </w:r>
-          </w:p>
-        </w:tc>
-        <w:tc>
-          <w:tcPr>
-            <w:tcW w:type="dxa" w:w="4252"/>
-          </w:tcPr>
-          <w:p>
-            <w:pPr>
-              <w:spacing w:before="20" w:after="20"/>
-            </w:pPr>
-            <w:r>
-              <w:rPr>
-                <w:rFonts w:ascii="Aptos" w:hAnsi="Aptos"/>
-                <w:b w:val="0"/>
-                <w:i w:val="0"/>
-                <w:sz w:val="22"/>
-              </w:rPr>
             </w:r>
           </w:p>
         </w:tc>
@@ -2042,7 +1985,7 @@
         </w:tc>
         <w:tc>
           <w:tcPr>
-            <w:tcW w:type="dxa" w:w="4536"/>
+            <w:tcW w:type="dxa" w:w="8788"/>
           </w:tcPr>
           <w:p>
             <w:pPr>
@@ -2056,24 +1999,6 @@
                 <w:sz w:val="22"/>
               </w:rPr>
               <w:t>3. Mózg jako kluczowe narzędzie pracy inżyniera. Jak o nie dbać, by służyło długo i efektywnie? Jak osiągać stan koncentracji i poprawiać myślenie analityczne? Metody i narzędzia wspierające tryb pracy głębokiej i radzenie sobie z brakiem skupienia. Mit wielozadaniowości.</w:t>
-            </w:r>
-          </w:p>
-        </w:tc>
-        <w:tc>
-          <w:tcPr>
-            <w:tcW w:type="dxa" w:w="4252"/>
-          </w:tcPr>
-          <w:p>
-            <w:pPr>
-              <w:spacing w:before="20" w:after="20"/>
-            </w:pPr>
-            <w:r>
-              <w:rPr>
-                <w:rFonts w:ascii="Aptos" w:hAnsi="Aptos"/>
-                <w:b w:val="0"/>
-                <w:i w:val="0"/>
-                <w:sz w:val="22"/>
-              </w:rPr>
             </w:r>
           </w:p>
         </w:tc>
@@ -2100,7 +2025,7 @@
         </w:tc>
         <w:tc>
           <w:tcPr>
-            <w:tcW w:type="dxa" w:w="4536"/>
+            <w:tcW w:type="dxa" w:w="8788"/>
           </w:tcPr>
           <w:p>
             <w:pPr>
@@ -2114,24 +2039,6 @@
                 <w:sz w:val="22"/>
               </w:rPr>
               <w:t>4. O wpływie kawy, muzyki i powiadomień. Strategie podnoszenia wydajności pracy nad projektem</w:t>
-            </w:r>
-          </w:p>
-        </w:tc>
-        <w:tc>
-          <w:tcPr>
-            <w:tcW w:type="dxa" w:w="4252"/>
-          </w:tcPr>
-          <w:p>
-            <w:pPr>
-              <w:spacing w:before="20" w:after="20"/>
-            </w:pPr>
-            <w:r>
-              <w:rPr>
-                <w:rFonts w:ascii="Aptos" w:hAnsi="Aptos"/>
-                <w:b w:val="0"/>
-                <w:i w:val="0"/>
-                <w:sz w:val="22"/>
-              </w:rPr>
             </w:r>
           </w:p>
         </w:tc>
@@ -2158,7 +2065,7 @@
         </w:tc>
         <w:tc>
           <w:tcPr>
-            <w:tcW w:type="dxa" w:w="4536"/>
+            <w:tcW w:type="dxa" w:w="8788"/>
           </w:tcPr>
           <w:p>
             <w:pPr>
@@ -2172,24 +2079,6 @@
                 <w:sz w:val="22"/>
               </w:rPr>
               <w:t>informatycznym. Techniki zarządzania czasem, organizacji zadań, monitorowania postępów. Czemu służy retrospektywa i jak ją przeprowadzać? Prokrastynacja. Intuicja kontra wzory. Czy inżynier może myśleć</w:t>
-            </w:r>
-          </w:p>
-        </w:tc>
-        <w:tc>
-          <w:tcPr>
-            <w:tcW w:type="dxa" w:w="4252"/>
-          </w:tcPr>
-          <w:p>
-            <w:pPr>
-              <w:spacing w:before="20" w:after="20"/>
-            </w:pPr>
-            <w:r>
-              <w:rPr>
-                <w:rFonts w:ascii="Aptos" w:hAnsi="Aptos"/>
-                <w:b w:val="0"/>
-                <w:i w:val="0"/>
-                <w:sz w:val="22"/>
-              </w:rPr>
             </w:r>
           </w:p>
         </w:tc>
@@ -2216,7 +2105,7 @@
         </w:tc>
         <w:tc>
           <w:tcPr>
-            <w:tcW w:type="dxa" w:w="4536"/>
+            <w:tcW w:type="dxa" w:w="8788"/>
           </w:tcPr>
           <w:p>
             <w:pPr>
@@ -2230,24 +2119,6 @@
                 <w:sz w:val="22"/>
               </w:rPr>
               <w:t>twórczo? Stan flow i strategie rozwiązywania problemów. Metody i narzędzia wspierające kreatywne aspekty pracy inżyniera.</w:t>
-            </w:r>
-          </w:p>
-        </w:tc>
-        <w:tc>
-          <w:tcPr>
-            <w:tcW w:type="dxa" w:w="4252"/>
-          </w:tcPr>
-          <w:p>
-            <w:pPr>
-              <w:spacing w:before="20" w:after="20"/>
-            </w:pPr>
-            <w:r>
-              <w:rPr>
-                <w:rFonts w:ascii="Aptos" w:hAnsi="Aptos"/>
-                <w:b w:val="0"/>
-                <w:i w:val="0"/>
-                <w:sz w:val="22"/>
-              </w:rPr>
             </w:r>
           </w:p>
         </w:tc>
@@ -2274,7 +2145,7 @@
         </w:tc>
         <w:tc>
           <w:tcPr>
-            <w:tcW w:type="dxa" w:w="4536"/>
+            <w:tcW w:type="dxa" w:w="8788"/>
           </w:tcPr>
           <w:p>
             <w:pPr>
@@ -2288,24 +2159,6 @@
                 <w:sz w:val="22"/>
               </w:rPr>
               <w:t>5. Radzenie sobie ze stresem i wypaleniem w trakcie realizacji projektu informatycznego. Higiena pracy intelektualnej. Zasady cyfrowej higieny. Dlaczego drużyny składające się z samych gwiazd niemal zawsze wypadają poniżej oczekiwań? Skuteczne sposoby budowania zespołów inżynierskich.</w:t>
-            </w:r>
-          </w:p>
-        </w:tc>
-        <w:tc>
-          <w:tcPr>
-            <w:tcW w:type="dxa" w:w="4252"/>
-          </w:tcPr>
-          <w:p>
-            <w:pPr>
-              <w:spacing w:before="20" w:after="20"/>
-            </w:pPr>
-            <w:r>
-              <w:rPr>
-                <w:rFonts w:ascii="Aptos" w:hAnsi="Aptos"/>
-                <w:b w:val="0"/>
-                <w:i w:val="0"/>
-                <w:sz w:val="22"/>
-              </w:rPr>
             </w:r>
           </w:p>
         </w:tc>
@@ -2332,7 +2185,7 @@
         </w:tc>
         <w:tc>
           <w:tcPr>
-            <w:tcW w:type="dxa" w:w="4536"/>
+            <w:tcW w:type="dxa" w:w="8788"/>
           </w:tcPr>
           <w:p>
             <w:pPr>
@@ -2346,24 +2199,6 @@
                 <w:sz w:val="22"/>
               </w:rPr>
               <w:t>6. Jak nie wpaść w pułapkę próżniactwa społecznego, myślenia grupowego oraz nie ulegać błędom poznawczym w trakcie realizacji projektu. Zasady skutecznej współpracy. Praca zespołowa jako doświadczenie efektywnego uczenia się od siebie nawzajem. Dlaczego i jak komunikować pomysły, odmienne zdanie, niezadowolenie z prac, problemy? W jaki sposób zadawać pytania i prosić o wsparcie? Informacja zwrotna i konstruktywna krytyka.</w:t>
-            </w:r>
-          </w:p>
-        </w:tc>
-        <w:tc>
-          <w:tcPr>
-            <w:tcW w:type="dxa" w:w="4252"/>
-          </w:tcPr>
-          <w:p>
-            <w:pPr>
-              <w:spacing w:before="20" w:after="20"/>
-            </w:pPr>
-            <w:r>
-              <w:rPr>
-                <w:rFonts w:ascii="Aptos" w:hAnsi="Aptos"/>
-                <w:b w:val="0"/>
-                <w:i w:val="0"/>
-                <w:sz w:val="22"/>
-              </w:rPr>
             </w:r>
           </w:p>
         </w:tc>
@@ -2390,7 +2225,7 @@
         </w:tc>
         <w:tc>
           <w:tcPr>
-            <w:tcW w:type="dxa" w:w="4536"/>
+            <w:tcW w:type="dxa" w:w="8788"/>
           </w:tcPr>
           <w:p>
             <w:pPr>
@@ -2404,24 +2239,6 @@
                 <w:sz w:val="22"/>
               </w:rPr>
               <w:t>7. Jak koordynować pracę i rozwiązywać problemy w zespole informatycznym? Metodyka pracy zespołów wirtualnych i rozproszonych. Zdalne zarządzanie zespołowym projektem informatycznym.</w:t>
-            </w:r>
-          </w:p>
-        </w:tc>
-        <w:tc>
-          <w:tcPr>
-            <w:tcW w:type="dxa" w:w="4252"/>
-          </w:tcPr>
-          <w:p>
-            <w:pPr>
-              <w:spacing w:before="20" w:after="20"/>
-            </w:pPr>
-            <w:r>
-              <w:rPr>
-                <w:rFonts w:ascii="Aptos" w:hAnsi="Aptos"/>
-                <w:b w:val="0"/>
-                <w:i w:val="0"/>
-                <w:sz w:val="22"/>
-              </w:rPr>
             </w:r>
           </w:p>
         </w:tc>
